--- a/文档/计算机课程学习助手_交付文档初稿/项目文档/01_C-2_项目计划.docx
+++ b/文档/计算机课程学习助手_交付文档初稿/项目文档/01_C-2_项目计划.docx
@@ -1379,6 +1379,800 @@
       </w:tr>
     </w:tbl>
     <w:p/>
+    <w:p>
+      <w:pPr>
+        <w:keepNext/>
+        <w:spacing w:before="200" w:after="120"/>
+      </w:pPr>
+      <w:r>
+        <w:rPr>
+          <w:rFonts w:ascii="微软雅黑" w:hAnsi="微软雅黑" w:eastAsia="微软雅黑"/>
+          <w:b/>
+          <w:color w:val="1F3A5F"/>
+          <w:sz w:val="23"/>
+        </w:rPr>
+        <w:t>0.6 本计划所依据的成品现状</w:t>
+      </w:r>
+    </w:p>
+    <w:p>
+      <w:pPr>
+        <w:ind w:firstLine="0"/>
+      </w:pPr>
+      <w:r>
+        <w:rPr>
+          <w:rFonts w:ascii="宋体" w:hAnsi="宋体" w:eastAsia="宋体"/>
+          <w:b w:val="0"/>
+          <w:sz w:val="21"/>
+        </w:rPr>
+        <w:t>本计划不是纸面设想，而是</w:t>
+      </w:r>
+      <w:r>
+        <w:rPr>
+          <w:rFonts w:ascii="宋体" w:hAnsi="宋体" w:eastAsia="宋体"/>
+          <w:b/>
+          <w:sz w:val="21"/>
+        </w:rPr>
+        <w:t>围绕已完成的成品</w:t>
+      </w:r>
+      <w:r>
+        <w:rPr>
+          <w:rFonts w:ascii="宋体" w:hAnsi="宋体" w:eastAsia="宋体"/>
+          <w:b w:val="0"/>
+          <w:sz w:val="21"/>
+        </w:rPr>
+        <w:t>（</w:t>
+      </w:r>
+      <w:r>
+        <w:rPr>
+          <w:rFonts w:ascii="Consolas" w:hAnsi="Consolas" w:eastAsia="Consolas"/>
+          <w:b w:val="0"/>
+          <w:sz w:val="20"/>
+        </w:rPr>
+        <w:t>AIassistant/</w:t>
+      </w:r>
+      <w:r>
+        <w:rPr>
+          <w:rFonts w:ascii="宋体" w:hAnsi="宋体" w:eastAsia="宋体"/>
+          <w:b w:val="0"/>
+          <w:sz w:val="21"/>
+        </w:rPr>
+        <w:t xml:space="preserve">，仓库 </w:t>
+      </w:r>
+      <w:r>
+        <w:rPr>
+          <w:rFonts w:ascii="Consolas" w:hAnsi="Consolas" w:eastAsia="Consolas"/>
+          <w:b w:val="0"/>
+          <w:sz w:val="20"/>
+        </w:rPr>
+        <w:t>main</w:t>
+      </w:r>
+      <w:r>
+        <w:rPr>
+          <w:rFonts w:ascii="宋体" w:hAnsi="宋体" w:eastAsia="宋体"/>
+          <w:b w:val="0"/>
+          <w:sz w:val="21"/>
+        </w:rPr>
+        <w:t xml:space="preserve"> 分支）编制。下表为编制时（2026-10-24）的实际状态，可逐项核验：</w:t>
+      </w:r>
+    </w:p>
+    <w:tbl>
+      <w:tblPr>
+        <w:tblStyle w:val="TableGrid"/>
+        <w:jc w:val="center"/>
+        <w:tblLook w:firstColumn="1" w:firstRow="1" w:lastColumn="0" w:lastRow="0" w:noHBand="0" w:noVBand="1" w:val="04A0"/>
+        <w:tblW w:type="dxa" w:w="9070"/>
+        <w:tblLayout w:type="fixed"/>
+      </w:tblPr>
+      <w:tblGrid>
+        <w:gridCol w:w="1749"/>
+        <w:gridCol w:w="3661"/>
+        <w:gridCol w:w="3661"/>
+      </w:tblGrid>
+      <w:tr>
+        <w:trPr>
+          <w:tblHeader w:val="true"/>
+        </w:trPr>
+        <w:tc>
+          <w:tcPr>
+            <w:tcW w:type="dxa" w:w="1749"/>
+            <w:shd w:val="clear" w:color="auto" w:fill="EDF1F8"/>
+          </w:tcPr>
+          <w:p>
+            <w:pPr>
+              <w:spacing w:after="20" w:line="276" w:lineRule="auto"/>
+            </w:pPr>
+            <w:r/>
+            <w:r>
+              <w:rPr>
+                <w:rFonts w:ascii="宋体" w:hAnsi="宋体" w:eastAsia="宋体"/>
+                <w:b/>
+                <w:sz w:val="19"/>
+              </w:rPr>
+              <w:t>维度</w:t>
+            </w:r>
+          </w:p>
+        </w:tc>
+        <w:tc>
+          <w:tcPr>
+            <w:tcW w:type="dxa" w:w="3661"/>
+            <w:shd w:val="clear" w:color="auto" w:fill="EDF1F8"/>
+          </w:tcPr>
+          <w:p>
+            <w:pPr>
+              <w:spacing w:after="20" w:line="276" w:lineRule="auto"/>
+            </w:pPr>
+            <w:r/>
+            <w:r>
+              <w:rPr>
+                <w:rFonts w:ascii="宋体" w:hAnsi="宋体" w:eastAsia="宋体"/>
+                <w:b/>
+                <w:sz w:val="19"/>
+              </w:rPr>
+              <w:t>实际状态</w:t>
+            </w:r>
+          </w:p>
+        </w:tc>
+        <w:tc>
+          <w:tcPr>
+            <w:tcW w:type="dxa" w:w="3661"/>
+            <w:shd w:val="clear" w:color="auto" w:fill="EDF1F8"/>
+          </w:tcPr>
+          <w:p>
+            <w:pPr>
+              <w:spacing w:after="20" w:line="276" w:lineRule="auto"/>
+            </w:pPr>
+            <w:r/>
+            <w:r>
+              <w:rPr>
+                <w:rFonts w:ascii="宋体" w:hAnsi="宋体" w:eastAsia="宋体"/>
+                <w:b/>
+                <w:sz w:val="19"/>
+              </w:rPr>
+              <w:t>核验方式</w:t>
+            </w:r>
+          </w:p>
+        </w:tc>
+      </w:tr>
+      <w:tr>
+        <w:tc>
+          <w:tcPr>
+            <w:tcW w:type="dxa" w:w="1749"/>
+          </w:tcPr>
+          <w:p>
+            <w:pPr>
+              <w:spacing w:after="20" w:line="276" w:lineRule="auto"/>
+            </w:pPr>
+            <w:r/>
+            <w:r>
+              <w:rPr>
+                <w:rFonts w:ascii="宋体" w:hAnsi="宋体" w:eastAsia="宋体"/>
+                <w:b w:val="0"/>
+                <w:sz w:val="19"/>
+              </w:rPr>
+              <w:t>可运行性</w:t>
+            </w:r>
+          </w:p>
+        </w:tc>
+        <w:tc>
+          <w:tcPr>
+            <w:tcW w:type="dxa" w:w="3661"/>
+          </w:tcPr>
+          <w:p>
+            <w:pPr>
+              <w:spacing w:after="20" w:line="276" w:lineRule="auto"/>
+            </w:pPr>
+            <w:r/>
+            <w:r>
+              <w:rPr>
+                <w:rFonts w:ascii="宋体" w:hAnsi="宋体" w:eastAsia="宋体"/>
+                <w:b w:val="0"/>
+                <w:sz w:val="19"/>
+              </w:rPr>
+              <w:t xml:space="preserve">双击 </w:t>
+            </w:r>
+            <w:r>
+              <w:rPr>
+                <w:rFonts w:ascii="Consolas" w:hAnsi="Consolas" w:eastAsia="Consolas"/>
+                <w:b w:val="0"/>
+                <w:sz w:val="18"/>
+              </w:rPr>
+              <w:t>AIassistant/启动.bat</w:t>
+            </w:r>
+            <w:r>
+              <w:rPr>
+                <w:rFonts w:ascii="宋体" w:hAnsi="宋体" w:eastAsia="宋体"/>
+                <w:b w:val="0"/>
+                <w:sz w:val="19"/>
+              </w:rPr>
+              <w:t xml:space="preserve"> 即可启动，无第三方依赖（纯 Python 标准库 + 原生 JS）</w:t>
+            </w:r>
+          </w:p>
+        </w:tc>
+        <w:tc>
+          <w:tcPr>
+            <w:tcW w:type="dxa" w:w="3661"/>
+          </w:tcPr>
+          <w:p>
+            <w:pPr>
+              <w:spacing w:after="20" w:line="276" w:lineRule="auto"/>
+            </w:pPr>
+            <w:r/>
+            <w:r>
+              <w:rPr>
+                <w:rFonts w:ascii="宋体" w:hAnsi="宋体" w:eastAsia="宋体"/>
+                <w:b w:val="0"/>
+                <w:sz w:val="19"/>
+              </w:rPr>
+              <w:t>在任意装有 Python 3.10+ 的 Windows 机器上启动</w:t>
+            </w:r>
+          </w:p>
+        </w:tc>
+      </w:tr>
+      <w:tr>
+        <w:tc>
+          <w:tcPr>
+            <w:tcW w:type="dxa" w:w="1749"/>
+          </w:tcPr>
+          <w:p>
+            <w:pPr>
+              <w:spacing w:after="20" w:line="276" w:lineRule="auto"/>
+            </w:pPr>
+            <w:r/>
+            <w:r>
+              <w:rPr>
+                <w:rFonts w:ascii="宋体" w:hAnsi="宋体" w:eastAsia="宋体"/>
+                <w:b w:val="0"/>
+                <w:sz w:val="19"/>
+              </w:rPr>
+              <w:t>代码规模</w:t>
+            </w:r>
+          </w:p>
+        </w:tc>
+        <w:tc>
+          <w:tcPr>
+            <w:tcW w:type="dxa" w:w="3661"/>
+          </w:tcPr>
+          <w:p>
+            <w:pPr>
+              <w:spacing w:after="20" w:line="276" w:lineRule="auto"/>
+            </w:pPr>
+            <w:r/>
+            <w:r>
+              <w:rPr>
+                <w:rFonts w:ascii="宋体" w:hAnsi="宋体" w:eastAsia="宋体"/>
+                <w:b w:val="0"/>
+                <w:sz w:val="19"/>
+              </w:rPr>
+              <w:t xml:space="preserve">25 个文件约 5.9 KLOC：后端 11 个 </w:t>
+            </w:r>
+            <w:r>
+              <w:rPr>
+                <w:rFonts w:ascii="Consolas" w:hAnsi="Consolas" w:eastAsia="Consolas"/>
+                <w:b w:val="0"/>
+                <w:sz w:val="18"/>
+              </w:rPr>
+              <w:t>.py</w:t>
+            </w:r>
+            <w:r>
+              <w:rPr>
+                <w:rFonts w:ascii="宋体" w:hAnsi="宋体" w:eastAsia="宋体"/>
+                <w:b w:val="0"/>
+                <w:sz w:val="19"/>
+              </w:rPr>
+              <w:t xml:space="preserve"> / 3,410 行，前端 4 个 </w:t>
+            </w:r>
+            <w:r>
+              <w:rPr>
+                <w:rFonts w:ascii="Consolas" w:hAnsi="Consolas" w:eastAsia="Consolas"/>
+                <w:b w:val="0"/>
+                <w:sz w:val="18"/>
+              </w:rPr>
+              <w:t>.js</w:t>
+            </w:r>
+            <w:r>
+              <w:rPr>
+                <w:rFonts w:ascii="宋体" w:hAnsi="宋体" w:eastAsia="宋体"/>
+                <w:b w:val="0"/>
+                <w:sz w:val="19"/>
+              </w:rPr>
+              <w:t xml:space="preserve"> / 1,522 行，样式 578 行，页面 340 行，示例资料 183 行</w:t>
+            </w:r>
+          </w:p>
+        </w:tc>
+        <w:tc>
+          <w:tcPr>
+            <w:tcW w:type="dxa" w:w="3661"/>
+          </w:tcPr>
+          <w:p>
+            <w:pPr>
+              <w:spacing w:after="20" w:line="276" w:lineRule="auto"/>
+            </w:pPr>
+            <w:r/>
+            <w:r>
+              <w:rPr>
+                <w:rFonts w:ascii="宋体" w:hAnsi="宋体" w:eastAsia="宋体"/>
+                <w:b w:val="0"/>
+                <w:sz w:val="19"/>
+              </w:rPr>
+              <w:t>仓库内统计</w:t>
+            </w:r>
+          </w:p>
+        </w:tc>
+      </w:tr>
+      <w:tr>
+        <w:tc>
+          <w:tcPr>
+            <w:tcW w:type="dxa" w:w="1749"/>
+          </w:tcPr>
+          <w:p>
+            <w:pPr>
+              <w:spacing w:after="20" w:line="276" w:lineRule="auto"/>
+            </w:pPr>
+            <w:r/>
+            <w:r>
+              <w:rPr>
+                <w:rFonts w:ascii="宋体" w:hAnsi="宋体" w:eastAsia="宋体"/>
+                <w:b w:val="0"/>
+                <w:sz w:val="19"/>
+              </w:rPr>
+              <w:t>功能</w:t>
+            </w:r>
+          </w:p>
+        </w:tc>
+        <w:tc>
+          <w:tcPr>
+            <w:tcW w:type="dxa" w:w="3661"/>
+          </w:tcPr>
+          <w:p>
+            <w:pPr>
+              <w:spacing w:after="20" w:line="276" w:lineRule="auto"/>
+            </w:pPr>
+            <w:r/>
+            <w:r>
+              <w:rPr>
+                <w:rFonts w:ascii="宋体" w:hAnsi="宋体" w:eastAsia="宋体"/>
+                <w:b w:val="0"/>
+                <w:sz w:val="19"/>
+              </w:rPr>
+              <w:t>资料 RAG 问答（带引用校验）、四科 19 章学习与练习、工具化 AI（15 个工具）、个人信息四栏目、近期总结放大查看、欢迎页与首页动效</w:t>
+            </w:r>
+          </w:p>
+        </w:tc>
+        <w:tc>
+          <w:tcPr>
+            <w:tcW w:type="dxa" w:w="3661"/>
+          </w:tcPr>
+          <w:p>
+            <w:pPr>
+              <w:spacing w:after="20" w:line="276" w:lineRule="auto"/>
+            </w:pPr>
+            <w:r/>
+            <w:r>
+              <w:rPr>
+                <w:rFonts w:ascii="宋体" w:hAnsi="宋体" w:eastAsia="宋体"/>
+                <w:b w:val="0"/>
+                <w:sz w:val="19"/>
+              </w:rPr>
+              <w:t>按 G 系列目标逐项演示</w:t>
+            </w:r>
+          </w:p>
+        </w:tc>
+      </w:tr>
+      <w:tr>
+        <w:tc>
+          <w:tcPr>
+            <w:tcW w:type="dxa" w:w="1749"/>
+          </w:tcPr>
+          <w:p>
+            <w:pPr>
+              <w:spacing w:after="20" w:line="276" w:lineRule="auto"/>
+            </w:pPr>
+            <w:r/>
+            <w:r>
+              <w:rPr>
+                <w:rFonts w:ascii="宋体" w:hAnsi="宋体" w:eastAsia="宋体"/>
+                <w:b w:val="0"/>
+                <w:sz w:val="19"/>
+              </w:rPr>
+              <w:t>资料库</w:t>
+            </w:r>
+          </w:p>
+        </w:tc>
+        <w:tc>
+          <w:tcPr>
+            <w:tcW w:type="dxa" w:w="3661"/>
+          </w:tcPr>
+          <w:p>
+            <w:pPr>
+              <w:spacing w:after="20" w:line="276" w:lineRule="auto"/>
+            </w:pPr>
+            <w:r/>
+            <w:r>
+              <w:rPr>
+                <w:rFonts w:ascii="宋体" w:hAnsi="宋体" w:eastAsia="宋体"/>
+                <w:b w:val="0"/>
+                <w:sz w:val="19"/>
+              </w:rPr>
+              <w:t>33 份资料 / 264 切片；</w:t>
+            </w:r>
+            <w:r>
+              <w:rPr>
+                <w:rFonts w:ascii="Consolas" w:hAnsi="Consolas" w:eastAsia="Consolas"/>
+                <w:b w:val="0"/>
+                <w:sz w:val="18"/>
+              </w:rPr>
+              <w:t>核心资料 core</w:t>
+            </w:r>
+            <w:r>
+              <w:rPr>
+                <w:rFonts w:ascii="宋体" w:hAnsi="宋体" w:eastAsia="宋体"/>
+                <w:b w:val="0"/>
+                <w:sz w:val="19"/>
+              </w:rPr>
+              <w:t xml:space="preserve"> + 四学科文件夹</w:t>
+            </w:r>
+          </w:p>
+        </w:tc>
+        <w:tc>
+          <w:tcPr>
+            <w:tcW w:type="dxa" w:w="3661"/>
+          </w:tcPr>
+          <w:p>
+            <w:pPr>
+              <w:spacing w:after="20" w:line="276" w:lineRule="auto"/>
+            </w:pPr>
+            <w:r/>
+            <w:r>
+              <w:rPr>
+                <w:rFonts w:ascii="宋体" w:hAnsi="宋体" w:eastAsia="宋体"/>
+                <w:b w:val="0"/>
+                <w:sz w:val="19"/>
+              </w:rPr>
+              <w:t>界面「资料管理」</w:t>
+            </w:r>
+          </w:p>
+        </w:tc>
+      </w:tr>
+      <w:tr>
+        <w:tc>
+          <w:tcPr>
+            <w:tcW w:type="dxa" w:w="1749"/>
+          </w:tcPr>
+          <w:p>
+            <w:pPr>
+              <w:spacing w:after="20" w:line="276" w:lineRule="auto"/>
+            </w:pPr>
+            <w:r/>
+            <w:r>
+              <w:rPr>
+                <w:rFonts w:ascii="宋体" w:hAnsi="宋体" w:eastAsia="宋体"/>
+                <w:b w:val="0"/>
+                <w:sz w:val="19"/>
+              </w:rPr>
+              <w:t>数据库</w:t>
+            </w:r>
+          </w:p>
+        </w:tc>
+        <w:tc>
+          <w:tcPr>
+            <w:tcW w:type="dxa" w:w="3661"/>
+          </w:tcPr>
+          <w:p>
+            <w:pPr>
+              <w:spacing w:after="20" w:line="276" w:lineRule="auto"/>
+            </w:pPr>
+            <w:r/>
+            <w:r>
+              <w:rPr>
+                <w:rFonts w:ascii="宋体" w:hAnsi="宋体" w:eastAsia="宋体"/>
+                <w:b w:val="0"/>
+                <w:sz w:val="19"/>
+              </w:rPr>
+              <w:t>SQLite 13 张表</w:t>
+            </w:r>
+          </w:p>
+        </w:tc>
+        <w:tc>
+          <w:tcPr>
+            <w:tcW w:type="dxa" w:w="3661"/>
+          </w:tcPr>
+          <w:p>
+            <w:pPr>
+              <w:spacing w:after="20" w:line="276" w:lineRule="auto"/>
+            </w:pPr>
+            <w:r/>
+            <w:r>
+              <w:rPr>
+                <w:rFonts w:ascii="Consolas" w:hAnsi="Consolas" w:eastAsia="Consolas"/>
+                <w:b w:val="0"/>
+                <w:sz w:val="18"/>
+              </w:rPr>
+              <w:t>app/data/csla.db</w:t>
+            </w:r>
+          </w:p>
+        </w:tc>
+      </w:tr>
+      <w:tr>
+        <w:tc>
+          <w:tcPr>
+            <w:tcW w:type="dxa" w:w="1749"/>
+          </w:tcPr>
+          <w:p>
+            <w:pPr>
+              <w:spacing w:after="20" w:line="276" w:lineRule="auto"/>
+            </w:pPr>
+            <w:r/>
+            <w:r>
+              <w:rPr>
+                <w:rFonts w:ascii="宋体" w:hAnsi="宋体" w:eastAsia="宋体"/>
+                <w:b w:val="0"/>
+                <w:sz w:val="19"/>
+              </w:rPr>
+              <w:t>自动化检查</w:t>
+            </w:r>
+          </w:p>
+        </w:tc>
+        <w:tc>
+          <w:tcPr>
+            <w:tcW w:type="dxa" w:w="3661"/>
+          </w:tcPr>
+          <w:p>
+            <w:pPr>
+              <w:spacing w:after="20" w:line="276" w:lineRule="auto"/>
+            </w:pPr>
+            <w:r/>
+            <w:r>
+              <w:rPr>
+                <w:rFonts w:ascii="Consolas" w:hAnsi="Consolas" w:eastAsia="Consolas"/>
+                <w:b w:val="0"/>
+                <w:sz w:val="18"/>
+              </w:rPr>
+              <w:t>check.py</w:t>
+            </w:r>
+            <w:r>
+              <w:rPr>
+                <w:rFonts w:ascii="宋体" w:hAnsi="宋体" w:eastAsia="宋体"/>
+                <w:b w:val="0"/>
+                <w:sz w:val="19"/>
+              </w:rPr>
+              <w:t xml:space="preserve"> 20 项（静态 + 只读，零成本）、</w:t>
+            </w:r>
+            <w:r>
+              <w:rPr>
+                <w:rFonts w:ascii="Consolas" w:hAnsi="Consolas" w:eastAsia="Consolas"/>
+                <w:b w:val="0"/>
+                <w:sz w:val="18"/>
+              </w:rPr>
+              <w:t>selftest.py</w:t>
+            </w:r>
+            <w:r>
+              <w:rPr>
+                <w:rFonts w:ascii="宋体" w:hAnsi="宋体" w:eastAsia="宋体"/>
+                <w:b w:val="0"/>
+                <w:sz w:val="19"/>
+              </w:rPr>
+              <w:t xml:space="preserve"> 44 项（全链路）</w:t>
+            </w:r>
+          </w:p>
+        </w:tc>
+        <w:tc>
+          <w:tcPr>
+            <w:tcW w:type="dxa" w:w="3661"/>
+          </w:tcPr>
+          <w:p>
+            <w:pPr>
+              <w:spacing w:after="20" w:line="276" w:lineRule="auto"/>
+            </w:pPr>
+            <w:r/>
+            <w:r>
+              <w:rPr>
+                <w:rFonts w:ascii="宋体" w:hAnsi="宋体" w:eastAsia="宋体"/>
+                <w:b w:val="0"/>
+                <w:sz w:val="19"/>
+              </w:rPr>
+              <w:t>命令行运行</w:t>
+            </w:r>
+          </w:p>
+        </w:tc>
+      </w:tr>
+      <w:tr>
+        <w:tc>
+          <w:tcPr>
+            <w:tcW w:type="dxa" w:w="1749"/>
+          </w:tcPr>
+          <w:p>
+            <w:pPr>
+              <w:spacing w:after="20" w:line="276" w:lineRule="auto"/>
+            </w:pPr>
+            <w:r/>
+            <w:r>
+              <w:rPr>
+                <w:rFonts w:ascii="宋体" w:hAnsi="宋体" w:eastAsia="宋体"/>
+                <w:b w:val="0"/>
+                <w:sz w:val="19"/>
+              </w:rPr>
+              <w:t>版本状态</w:t>
+            </w:r>
+          </w:p>
+        </w:tc>
+        <w:tc>
+          <w:tcPr>
+            <w:tcW w:type="dxa" w:w="3661"/>
+          </w:tcPr>
+          <w:p>
+            <w:pPr>
+              <w:spacing w:after="20" w:line="276" w:lineRule="auto"/>
+            </w:pPr>
+            <w:r/>
+            <w:r>
+              <w:rPr>
+                <w:rFonts w:ascii="宋体" w:hAnsi="宋体" w:eastAsia="宋体"/>
+                <w:b w:val="0"/>
+                <w:sz w:val="19"/>
+              </w:rPr>
+              <w:t xml:space="preserve">标签 </w:t>
+            </w:r>
+            <w:r>
+              <w:rPr>
+                <w:rFonts w:ascii="Consolas" w:hAnsi="Consolas" w:eastAsia="Consolas"/>
+                <w:b w:val="0"/>
+                <w:sz w:val="18"/>
+              </w:rPr>
+              <w:t>v0.1.0</w:t>
+            </w:r>
+            <w:r>
+              <w:rPr>
+                <w:rFonts w:ascii="宋体" w:hAnsi="宋体" w:eastAsia="宋体"/>
+                <w:b w:val="0"/>
+                <w:sz w:val="19"/>
+              </w:rPr>
+              <w:t>；</w:t>
+            </w:r>
+            <w:r>
+              <w:rPr>
+                <w:rFonts w:ascii="Consolas" w:hAnsi="Consolas" w:eastAsia="Consolas"/>
+                <w:b w:val="0"/>
+                <w:sz w:val="18"/>
+              </w:rPr>
+              <w:t>main</w:t>
+            </w:r>
+            <w:r>
+              <w:rPr>
+                <w:rFonts w:ascii="宋体" w:hAnsi="宋体" w:eastAsia="宋体"/>
+                <w:b w:val="0"/>
+                <w:sz w:val="19"/>
+              </w:rPr>
+              <w:t xml:space="preserve"> 为本体，</w:t>
+            </w:r>
+            <w:r>
+              <w:rPr>
+                <w:rFonts w:ascii="Consolas" w:hAnsi="Consolas" w:eastAsia="Consolas"/>
+                <w:b w:val="0"/>
+                <w:sz w:val="18"/>
+              </w:rPr>
+              <w:t>gpt-version</w:t>
+            </w:r>
+            <w:r>
+              <w:rPr>
+                <w:rFonts w:ascii="宋体" w:hAnsi="宋体" w:eastAsia="宋体"/>
+                <w:b w:val="0"/>
+                <w:sz w:val="19"/>
+              </w:rPr>
+              <w:t xml:space="preserve"> 为另一 AI 的平行版本</w:t>
+            </w:r>
+          </w:p>
+        </w:tc>
+        <w:tc>
+          <w:tcPr>
+            <w:tcW w:type="dxa" w:w="3661"/>
+          </w:tcPr>
+          <w:p>
+            <w:pPr>
+              <w:spacing w:after="20" w:line="276" w:lineRule="auto"/>
+            </w:pPr>
+            <w:r/>
+            <w:r>
+              <w:rPr>
+                <w:rFonts w:ascii="Consolas" w:hAnsi="Consolas" w:eastAsia="Consolas"/>
+                <w:b w:val="0"/>
+                <w:sz w:val="18"/>
+              </w:rPr>
+              <w:t>git tag</w:t>
+            </w:r>
+            <w:r>
+              <w:rPr>
+                <w:rFonts w:ascii="宋体" w:hAnsi="宋体" w:eastAsia="宋体"/>
+                <w:b w:val="0"/>
+                <w:sz w:val="19"/>
+              </w:rPr>
+              <w:t xml:space="preserve"> / </w:t>
+            </w:r>
+            <w:r>
+              <w:rPr>
+                <w:rFonts w:ascii="Consolas" w:hAnsi="Consolas" w:eastAsia="Consolas"/>
+                <w:b w:val="0"/>
+                <w:sz w:val="18"/>
+              </w:rPr>
+              <w:t>git branch</w:t>
+            </w:r>
+          </w:p>
+        </w:tc>
+      </w:tr>
+      <w:tr>
+        <w:tc>
+          <w:tcPr>
+            <w:tcW w:type="dxa" w:w="1749"/>
+          </w:tcPr>
+          <w:p>
+            <w:pPr>
+              <w:spacing w:after="20" w:line="276" w:lineRule="auto"/>
+            </w:pPr>
+            <w:r/>
+            <w:r>
+              <w:rPr>
+                <w:rFonts w:ascii="宋体" w:hAnsi="宋体" w:eastAsia="宋体"/>
+                <w:b w:val="0"/>
+                <w:sz w:val="19"/>
+              </w:rPr>
+              <w:t>交付形态</w:t>
+            </w:r>
+          </w:p>
+        </w:tc>
+        <w:tc>
+          <w:tcPr>
+            <w:tcW w:type="dxa" w:w="3661"/>
+          </w:tcPr>
+          <w:p>
+            <w:pPr>
+              <w:spacing w:after="20" w:line="276" w:lineRule="auto"/>
+            </w:pPr>
+            <w:r/>
+            <w:r>
+              <w:rPr>
+                <w:rFonts w:ascii="宋体" w:hAnsi="宋体" w:eastAsia="宋体"/>
+                <w:b w:val="0"/>
+                <w:sz w:val="19"/>
+              </w:rPr>
+              <w:t>源码 + 九份文档 + 启动脚本 + 每日修改日志</w:t>
+            </w:r>
+          </w:p>
+        </w:tc>
+        <w:tc>
+          <w:tcPr>
+            <w:tcW w:type="dxa" w:w="3661"/>
+          </w:tcPr>
+          <w:p>
+            <w:pPr>
+              <w:spacing w:after="20" w:line="276" w:lineRule="auto"/>
+            </w:pPr>
+            <w:r/>
+            <w:r>
+              <w:rPr>
+                <w:rFonts w:ascii="宋体" w:hAnsi="宋体" w:eastAsia="宋体"/>
+                <w:b w:val="0"/>
+                <w:sz w:val="19"/>
+              </w:rPr>
+              <w:t>仓库根目录</w:t>
+            </w:r>
+          </w:p>
+        </w:tc>
+      </w:tr>
+    </w:tbl>
+    <w:p/>
+    <w:p>
+      <w:pPr>
+        <w:spacing w:after="120"/>
+        <w:ind w:left="340"/>
+      </w:pPr>
+      <w:r>
+        <w:rPr>
+          <w:rFonts w:ascii="宋体" w:hAnsi="宋体" w:eastAsia="宋体"/>
+          <w:color w:val="555F6D"/>
+          <w:sz w:val="20"/>
+        </w:rPr>
+        <w:t>上述数字均为实测值，未完成项（登录、本地模型、微调、移动端）在 1.1 的"不包含"中明确列出，不得写成已完成。</w:t>
+      </w:r>
+    </w:p>
     <w:p>
       <w:pPr>
         <w:keepNext/>
